--- a/defense/docs/abstract_ru.docx
+++ b/defense/docs/abstract_ru.docx
@@ -15,7 +15,7 @@
           <w:i w:val="0"/>
           <w:sz w:val="32"/>
         </w:rPr>
-        <w:t>АННОТАЦИЯ (АВТОРЕФЕРАТ)</w:t>
+        <w:t>АННОТАЦИЯ</w:t>
       </w:r>
     </w:p>
     <w:p>
@@ -39,6 +39,37 @@
           <w:bottom w:val="single" w:sz="6" w:space="1" w:color="auto"/>
         </w:pBdr>
       </w:pPr>
+    </w:p>
+    <w:p>
+      <w:pPr>
+        <w:keepNext/>
+        <w:spacing w:before="240" w:after="120"/>
+        <w:jc w:val="left"/>
+      </w:pPr>
+      <w:r>
+        <w:rPr>
+          <w:rFonts w:ascii="Times New Roman" w:hAnsi="Times New Roman" w:cs="Times New Roman" w:eastAsia="Times New Roman"/>
+          <w:b/>
+          <w:i w:val="0"/>
+          <w:sz w:val="28"/>
+        </w:rPr>
+        <w:t>Общая характеристика исследования</w:t>
+      </w:r>
+    </w:p>
+    <w:p>
+      <w:pPr>
+        <w:ind w:firstLine="709"/>
+        <w:jc w:val="both"/>
+      </w:pPr>
+      <w:r>
+        <w:rPr>
+          <w:rFonts w:ascii="Times New Roman" w:hAnsi="Times New Roman" w:cs="Times New Roman" w:eastAsia="Times New Roman"/>
+          <w:b w:val="0"/>
+          <w:i w:val="0"/>
+          <w:sz w:val="28"/>
+        </w:rPr>
+        <w:t>Диссертация посвящена исследованию и формализации интеграции улучшения изображений глазного дна (предобработки) с классификацией на основе свёрточных нейронных сетей (CNN) для автоматизированной многостадийной диагностики диабетической ретинопатии (ДР). Центральная идея состоит в том, что предобработка является неотъемлемым компонентом диагностической модели, а не вспомогательной подготовкой данных, поскольку именно она определяет пространство признаков, доступное сети. Для операционализации этой идеи специфицирован и встроен в модель 8-этапный конвейер предобработки, а его эффект подвергнут контролируемому экспериментальному сопоставлению с эквивалентной базовой конфигурацией, обученной без конвейера. Подход валидирован на восьми публичных и клинических наборах изображений глазного дна, полученных камерами четырёх производителей, и охватывает доминирование по качеству диагностики, абляцию компонентов, межнаборный перенос, интерпретируемость, устойчивость к клинической деградации и доменный сдвиг по устройствам; он ориентирован на автоматизированный скрининг ДР в условиях ограниченных ресурсов, включая инфраструктуру здравоохранения Казахстана.</w:t>
+      </w:r>
     </w:p>
     <w:p>
       <w:pPr>
@@ -392,6 +423,37 @@
           <w:i w:val="0"/>
           <w:sz w:val="28"/>
         </w:rPr>
+        <w:t>Эмпирическая (экспериментальная) база</w:t>
+      </w:r>
+    </w:p>
+    <w:p>
+      <w:pPr>
+        <w:ind w:firstLine="709"/>
+        <w:jc w:val="both"/>
+      </w:pPr>
+      <w:r>
+        <w:rPr>
+          <w:rFonts w:ascii="Times New Roman" w:hAnsi="Times New Roman" w:cs="Times New Roman" w:eastAsia="Times New Roman"/>
+          <w:b w:val="0"/>
+          <w:i w:val="0"/>
+          <w:sz w:val="28"/>
+        </w:rPr>
+        <w:t>Восемь наборов данных, организованных в функциональные уровни: EyePACS (~35 126 изображений, основное обучение и абляция, Canon CR-1); APTOS 2019 (~3 662, межнаборный перенос); IDRiD (516 изображений, 81 с пиксельными масками очагов, клиническая валидация и интерпретируемость, Kowa); Messidor-2 (~1 748, клиническая деградация, Topcon); DDR (~13 673, сдвиг по устройствам, Canon/Topcon); ODIR-5K (~5 000, сдвиг по устройствам, Canon/Zeiss); RFMiD (~3 200, сдвиг по устройствам, Topcon/Kowa); и казахстанский клинический набор (60 изображений, 30 пациентов × 2 глаза, сбалансированный, качественная валидация). Качество изображений оценивается метриками CNR, VVI, энтропия и SSIM.</w:t>
+      </w:r>
+    </w:p>
+    <w:p>
+      <w:pPr>
+        <w:keepNext/>
+        <w:spacing w:before="240" w:after="120"/>
+        <w:jc w:val="left"/>
+      </w:pPr>
+      <w:r>
+        <w:rPr>
+          <w:rFonts w:ascii="Times New Roman" w:hAnsi="Times New Roman" w:cs="Times New Roman" w:eastAsia="Times New Roman"/>
+          <w:b/>
+          <w:i w:val="0"/>
+          <w:sz w:val="28"/>
+        </w:rPr>
         <w:t>Научная новизна</w:t>
       </w:r>
     </w:p>
@@ -512,124 +574,6 @@
         <w:t>7.</w:t>
         <w:tab/>
         <w:t>Интегрированный конвейер валидирован на многонаборной, многоприборной архитектуре (EyePACS, APTOS 2019, IDRiD, Messidor-2, DDR, ODIR-5K, RFMiD и казахстанский клинический набор), включая межнаборный перенос, устойчивость к клинической деградации и доменный сдвиг по устройствам четырёх производителей камер (Canon, Topcon, Kowa, Zeiss).</w:t>
-      </w:r>
-    </w:p>
-    <w:p>
-      <w:pPr>
-        <w:keepNext/>
-        <w:spacing w:before="240" w:after="120"/>
-        <w:jc w:val="left"/>
-      </w:pPr>
-      <w:r>
-        <w:rPr>
-          <w:rFonts w:ascii="Times New Roman" w:hAnsi="Times New Roman" w:cs="Times New Roman" w:eastAsia="Times New Roman"/>
-          <w:b/>
-          <w:i w:val="0"/>
-          <w:sz w:val="28"/>
-        </w:rPr>
-        <w:t>Положения, выносимые на защиту</w:t>
-      </w:r>
-    </w:p>
-    <w:p>
-      <w:pPr>
-        <w:ind w:left="709" w:hanging="397"/>
-        <w:jc w:val="both"/>
-      </w:pPr>
-      <w:r>
-        <w:rPr>
-          <w:rFonts w:ascii="Times New Roman" w:hAnsi="Times New Roman" w:cs="Times New Roman" w:eastAsia="Times New Roman"/>
-          <w:b w:val="0"/>
-          <w:i w:val="0"/>
-          <w:sz w:val="28"/>
-        </w:rPr>
-        <w:t>1.</w:t>
-        <w:tab/>
-        <w:t>Предобработка является неотъемлемым компонентом диагностической модели, а не вспомогательной подготовкой данных: интегрированная конфигурация (8-этапный конвейер + внутридоменное предобучение) достигает статистически значимого доминирования в пятиклассовой классификации ДР над эквивалентной базовой конфигурацией (растягивающее масштабирование + ImageNet-нормализация), удовлетворяя предварительно зарегистрированному критерию доминирования для обеих архитектур ResNet-50 и EfficientNet-B3 (H-1).</w:t>
-      </w:r>
-    </w:p>
-    <w:p>
-      <w:pPr>
-        <w:ind w:left="709" w:hanging="397"/>
-        <w:jc w:val="both"/>
-      </w:pPr>
-      <w:r>
-        <w:rPr>
-          <w:rFonts w:ascii="Times New Roman" w:hAnsi="Times New Roman" w:cs="Times New Roman" w:eastAsia="Times New Roman"/>
-          <w:b w:val="0"/>
-          <w:i w:val="0"/>
-          <w:sz w:val="28"/>
-        </w:rPr>
-        <w:t>2.</w:t>
-        <w:tab/>
-        <w:t>Вклад отдельных этапов конвейера может быть количественно оценён посредством абляции компонентов, при этом порог CLAHE с двойным ограничением и параметр σ flat-field-коррекции демонстрируют идентифицируемые профили чувствительности с локальным оптимумом в пределах исследованного диапазона (H-2).</w:t>
-      </w:r>
-    </w:p>
-    <w:p>
-      <w:pPr>
-        <w:ind w:left="709" w:hanging="397"/>
-        <w:jc w:val="both"/>
-      </w:pPr>
-      <w:r>
-        <w:rPr>
-          <w:rFonts w:ascii="Times New Roman" w:hAnsi="Times New Roman" w:cs="Times New Roman" w:eastAsia="Times New Roman"/>
-          <w:b w:val="0"/>
-          <w:i w:val="0"/>
-          <w:sz w:val="28"/>
-        </w:rPr>
-        <w:t>3.</w:t>
-        <w:tab/>
-        <w:t>Модель, обученная на EyePACS с конвейером, переносится на APTOS 2019 без дообучения, достигая коэффициента обобщения G = F1_APTOS / F1_EyePACS ≥ 0,85 (H-4).</w:t>
-      </w:r>
-    </w:p>
-    <w:p>
-      <w:pPr>
-        <w:ind w:left="709" w:hanging="397"/>
-        <w:jc w:val="both"/>
-      </w:pPr>
-      <w:r>
-        <w:rPr>
-          <w:rFonts w:ascii="Times New Roman" w:hAnsi="Times New Roman" w:cs="Times New Roman" w:eastAsia="Times New Roman"/>
-          <w:b w:val="0"/>
-          <w:i w:val="0"/>
-          <w:sz w:val="28"/>
-        </w:rPr>
-        <w:t>4.</w:t>
-        <w:tab/>
-        <w:t>Конвейер перенаправляет внимание CNN на клинически значимые области очагов, что подтверждается количественно более высокими значениями ALO (первичная) и IoU (вторичная) относительно масок очагов IDRiD и качественно — наложениями Grad-CAM на казахстанском клиническом наборе (H-5).</w:t>
-      </w:r>
-    </w:p>
-    <w:p>
-      <w:pPr>
-        <w:ind w:left="709" w:hanging="397"/>
-        <w:jc w:val="both"/>
-      </w:pPr>
-      <w:r>
-        <w:rPr>
-          <w:rFonts w:ascii="Times New Roman" w:hAnsi="Times New Roman" w:cs="Times New Roman" w:eastAsia="Times New Roman"/>
-          <w:b w:val="0"/>
-          <w:i w:val="0"/>
-          <w:sz w:val="28"/>
-        </w:rPr>
-        <w:t>5.</w:t>
-        <w:tab/>
-        <w:t>Конвейер снижает межнаборную деградацию качества Δ = F1_EyePACS_val − F1_external на IDRiD и Messidor-2 по сравнению с базовой конфигурацией (H-7).</w:t>
-      </w:r>
-    </w:p>
-    <w:p>
-      <w:pPr>
-        <w:ind w:left="709" w:hanging="397"/>
-        <w:jc w:val="both"/>
-      </w:pPr>
-      <w:r>
-        <w:rPr>
-          <w:rFonts w:ascii="Times New Roman" w:hAnsi="Times New Roman" w:cs="Times New Roman" w:eastAsia="Times New Roman"/>
-          <w:b w:val="0"/>
-          <w:i w:val="0"/>
-          <w:sz w:val="28"/>
-        </w:rPr>
-        <w:t>6.</w:t>
-        <w:tab/>
-        <w:t>Конвейер сохраняет качество классификации на изображениях с камер разных производителей (Canon, Topcon, Kowa, Zeiss) в допустимых пределах относительно внутридоменного качества (H-6).</w:t>
       </w:r>
     </w:p>
     <w:p>
@@ -797,6 +741,124 @@
           <w:i w:val="0"/>
           <w:sz w:val="28"/>
         </w:rPr>
+        <w:t>Положения, выносимые на защиту</w:t>
+      </w:r>
+    </w:p>
+    <w:p>
+      <w:pPr>
+        <w:ind w:left="709" w:hanging="397"/>
+        <w:jc w:val="both"/>
+      </w:pPr>
+      <w:r>
+        <w:rPr>
+          <w:rFonts w:ascii="Times New Roman" w:hAnsi="Times New Roman" w:cs="Times New Roman" w:eastAsia="Times New Roman"/>
+          <w:b w:val="0"/>
+          <w:i w:val="0"/>
+          <w:sz w:val="28"/>
+        </w:rPr>
+        <w:t>1.</w:t>
+        <w:tab/>
+        <w:t>Предобработка является неотъемлемым компонентом диагностической модели, а не вспомогательной подготовкой данных: интегрированная конфигурация (8-этапный конвейер + внутридоменное предобучение) достигает статистически значимого доминирования в пятиклассовой классификации ДР над эквивалентной базовой конфигурацией (растягивающее масштабирование + ImageNet-нормализация), удовлетворяя предварительно зарегистрированному критерию доминирования для обеих архитектур ResNet-50 и EfficientNet-B3 (H-1).</w:t>
+      </w:r>
+    </w:p>
+    <w:p>
+      <w:pPr>
+        <w:ind w:left="709" w:hanging="397"/>
+        <w:jc w:val="both"/>
+      </w:pPr>
+      <w:r>
+        <w:rPr>
+          <w:rFonts w:ascii="Times New Roman" w:hAnsi="Times New Roman" w:cs="Times New Roman" w:eastAsia="Times New Roman"/>
+          <w:b w:val="0"/>
+          <w:i w:val="0"/>
+          <w:sz w:val="28"/>
+        </w:rPr>
+        <w:t>2.</w:t>
+        <w:tab/>
+        <w:t>Вклад отдельных этапов конвейера может быть количественно оценён посредством абляции компонентов, при этом порог CLAHE с двойным ограничением и параметр σ flat-field-коррекции демонстрируют идентифицируемые профили чувствительности с локальным оптимумом в пределах исследованного диапазона (H-2).</w:t>
+      </w:r>
+    </w:p>
+    <w:p>
+      <w:pPr>
+        <w:ind w:left="709" w:hanging="397"/>
+        <w:jc w:val="both"/>
+      </w:pPr>
+      <w:r>
+        <w:rPr>
+          <w:rFonts w:ascii="Times New Roman" w:hAnsi="Times New Roman" w:cs="Times New Roman" w:eastAsia="Times New Roman"/>
+          <w:b w:val="0"/>
+          <w:i w:val="0"/>
+          <w:sz w:val="28"/>
+        </w:rPr>
+        <w:t>3.</w:t>
+        <w:tab/>
+        <w:t>Модель, обученная на EyePACS с конвейером, переносится на APTOS 2019 без дообучения, достигая коэффициента обобщения G = F1_APTOS / F1_EyePACS ≥ 0,85 (H-4).</w:t>
+      </w:r>
+    </w:p>
+    <w:p>
+      <w:pPr>
+        <w:ind w:left="709" w:hanging="397"/>
+        <w:jc w:val="both"/>
+      </w:pPr>
+      <w:r>
+        <w:rPr>
+          <w:rFonts w:ascii="Times New Roman" w:hAnsi="Times New Roman" w:cs="Times New Roman" w:eastAsia="Times New Roman"/>
+          <w:b w:val="0"/>
+          <w:i w:val="0"/>
+          <w:sz w:val="28"/>
+        </w:rPr>
+        <w:t>4.</w:t>
+        <w:tab/>
+        <w:t>Конвейер перенаправляет внимание CNN на клинически значимые области очагов, что подтверждается количественно более высокими значениями ALO (первичная) и IoU (вторичная) относительно масок очагов IDRiD и качественно — наложениями Grad-CAM на казахстанском клиническом наборе (H-5).</w:t>
+      </w:r>
+    </w:p>
+    <w:p>
+      <w:pPr>
+        <w:ind w:left="709" w:hanging="397"/>
+        <w:jc w:val="both"/>
+      </w:pPr>
+      <w:r>
+        <w:rPr>
+          <w:rFonts w:ascii="Times New Roman" w:hAnsi="Times New Roman" w:cs="Times New Roman" w:eastAsia="Times New Roman"/>
+          <w:b w:val="0"/>
+          <w:i w:val="0"/>
+          <w:sz w:val="28"/>
+        </w:rPr>
+        <w:t>5.</w:t>
+        <w:tab/>
+        <w:t>Конвейер снижает межнаборную деградацию качества Δ = F1_EyePACS_val − F1_external на IDRiD и Messidor-2 по сравнению с базовой конфигурацией (H-7).</w:t>
+      </w:r>
+    </w:p>
+    <w:p>
+      <w:pPr>
+        <w:ind w:left="709" w:hanging="397"/>
+        <w:jc w:val="both"/>
+      </w:pPr>
+      <w:r>
+        <w:rPr>
+          <w:rFonts w:ascii="Times New Roman" w:hAnsi="Times New Roman" w:cs="Times New Roman" w:eastAsia="Times New Roman"/>
+          <w:b w:val="0"/>
+          <w:i w:val="0"/>
+          <w:sz w:val="28"/>
+        </w:rPr>
+        <w:t>6.</w:t>
+        <w:tab/>
+        <w:t>Конвейер сохраняет качество классификации на изображениях с камер разных производителей (Canon, Topcon, Kowa, Zeiss) в допустимых пределах относительно внутридоменного качества (H-6).</w:t>
+      </w:r>
+    </w:p>
+    <w:p>
+      <w:pPr>
+        <w:keepNext/>
+        <w:spacing w:before="240" w:after="120"/>
+        <w:jc w:val="left"/>
+      </w:pPr>
+      <w:r>
+        <w:rPr>
+          <w:rFonts w:ascii="Times New Roman" w:hAnsi="Times New Roman" w:cs="Times New Roman" w:eastAsia="Times New Roman"/>
+          <w:b/>
+          <w:i w:val="0"/>
+          <w:sz w:val="28"/>
+        </w:rPr>
         <w:t>Теоретическая значимость</w:t>
       </w:r>
     </w:p>
@@ -899,37 +961,6 @@
           <w:i w:val="0"/>
           <w:sz w:val="28"/>
         </w:rPr>
-        <w:t>Эмпирическая (экспериментальная) база</w:t>
-      </w:r>
-    </w:p>
-    <w:p>
-      <w:pPr>
-        <w:ind w:firstLine="709"/>
-        <w:jc w:val="both"/>
-      </w:pPr>
-      <w:r>
-        <w:rPr>
-          <w:rFonts w:ascii="Times New Roman" w:hAnsi="Times New Roman" w:cs="Times New Roman" w:eastAsia="Times New Roman"/>
-          <w:b w:val="0"/>
-          <w:i w:val="0"/>
-          <w:sz w:val="28"/>
-        </w:rPr>
-        <w:t>Восемь наборов данных, организованных в функциональные уровни: EyePACS (~35 126 изображений, основное обучение и абляция, Canon CR-1); APTOS 2019 (~3 662, межнаборный перенос); IDRiD (516 изображений, 81 с пиксельными масками очагов, клиническая валидация и интерпретируемость, Kowa); Messidor-2 (~1 748, клиническая деградация, Topcon); DDR (~13 673, сдвиг по устройствам, Canon/Topcon); ODIR-5K (~5 000, сдвиг по устройствам, Canon/Zeiss); RFMiD (~3 200, сдвиг по устройствам, Topcon/Kowa); и казахстанский клинический набор (60 изображений, 30 пациентов × 2 глаза, сбалансированный, качественная валидация). Качество изображений оценивается метриками CNR, VVI, энтропия и SSIM.</w:t>
-      </w:r>
-    </w:p>
-    <w:p>
-      <w:pPr>
-        <w:keepNext/>
-        <w:spacing w:before="240" w:after="120"/>
-        <w:jc w:val="left"/>
-      </w:pPr>
-      <w:r>
-        <w:rPr>
-          <w:rFonts w:ascii="Times New Roman" w:hAnsi="Times New Roman" w:cs="Times New Roman" w:eastAsia="Times New Roman"/>
-          <w:b/>
-          <w:i w:val="0"/>
-          <w:sz w:val="28"/>
-        </w:rPr>
         <w:t>Апробация результатов и связь с научными программами</w:t>
       </w:r>
     </w:p>
@@ -945,7 +976,22 @@
           <w:i w:val="0"/>
           <w:sz w:val="28"/>
         </w:rPr>
-        <w:t>Результаты исследования докладывались и обсуждались на международных научных форумах, в том числе на 3-м Международном семинаре «Цифровое общество» (DS 2025, г. Стамбул, Турция, 28–30 октября 2025 г.), и опубликованы в международных рецензируемых журналах. Направление исследования соответствует приоритетам цифровизации здравоохранения и развития технологий искусственного интеллекта Республики Казахстан (в соответствии с подп. 2 п. 3 ст. 20 Закона Республики Казахстан «О науке»).</w:t>
+        <w:t>Результаты исследования докладывались и обсуждались на международных научных форумах, в том числе на 3-м Международном семинаре «Цифровое общество» (DS 2025, г. Стамбул, Турция, 28–30 октября 2025 г.), и опубликованы в международных рецензируемых журналах.</w:t>
+      </w:r>
+    </w:p>
+    <w:p>
+      <w:pPr>
+        <w:ind w:firstLine="709"/>
+        <w:jc w:val="both"/>
+      </w:pPr>
+      <w:r>
+        <w:rPr>
+          <w:rFonts w:ascii="Times New Roman" w:hAnsi="Times New Roman" w:cs="Times New Roman" w:eastAsia="Times New Roman"/>
+          <w:b w:val="0"/>
+          <w:i w:val="0"/>
+          <w:sz w:val="28"/>
+        </w:rPr>
+        <w:t>Направление исследования соответствует государственным приоритетам цифровизации здравоохранения и развития технологий искусственного интеллекта Республики Казахстан, в частности: Концепции развития искусственного интеллекта на 2024–2029 годы; Послания Президента Республики Казахстан «Казахстан в эпоху искусственного интеллекта» (8 сентября 2025 г.); и Закона Республики Казахстан «Об искусственном интеллекте» (№ 230-VIII, 17 ноября 2025 г.). Работа выполнена в соответствии с подп. 2 п. 3 ст. 20 Закона Республики Казахстан «О науке».</w:t>
       </w:r>
     </w:p>
     <w:p>
@@ -1066,7 +1112,137 @@
           <w:i w:val="0"/>
           <w:sz w:val="28"/>
         </w:rPr>
-        <w:t>). См. список опубликованных работ ниже.</w:t>
+        <w:t>).</w:t>
+      </w:r>
+    </w:p>
+    <w:p>
+      <w:pPr>
+        <w:ind w:firstLine="709"/>
+        <w:jc w:val="both"/>
+      </w:pPr>
+      <w:r>
+        <w:rPr>
+          <w:rFonts w:ascii="Times New Roman" w:hAnsi="Times New Roman" w:cs="Times New Roman" w:eastAsia="Times New Roman"/>
+          <w:b/>
+          <w:i w:val="0"/>
+          <w:sz w:val="28"/>
+        </w:rPr>
+        <w:t>Статьи в журналах, индексируемых Scopus / Web of Science:</w:t>
+      </w:r>
+    </w:p>
+    <w:p>
+      <w:pPr>
+        <w:ind w:left="709" w:hanging="397"/>
+        <w:jc w:val="both"/>
+      </w:pPr>
+      <w:r>
+        <w:rPr>
+          <w:rFonts w:ascii="Times New Roman" w:hAnsi="Times New Roman" w:cs="Times New Roman" w:eastAsia="Times New Roman"/>
+          <w:b w:val="0"/>
+          <w:i w:val="0"/>
+          <w:sz w:val="28"/>
+        </w:rPr>
+        <w:t>1.</w:t>
+        <w:tab/>
+        <w:t>Sapakova S., Yesmukhamedov N., Sapakov A. Development of an image quality enhancement approach for diabetic retinopathy diagnosis // Eastern-European Journal of Enterprise Technologies. — 2025. — Vol. 4, No. 9(136). — P. 79–88. (Scopus, Q3). https://doi.org/10.15587/1729-4061.2025.335570</w:t>
+      </w:r>
+    </w:p>
+    <w:p>
+      <w:pPr>
+        <w:ind w:firstLine="709"/>
+        <w:jc w:val="both"/>
+      </w:pPr>
+      <w:r>
+        <w:rPr>
+          <w:rFonts w:ascii="Times New Roman" w:hAnsi="Times New Roman" w:cs="Times New Roman" w:eastAsia="Times New Roman"/>
+          <w:b/>
+          <w:i w:val="0"/>
+          <w:sz w:val="28"/>
+        </w:rPr>
+        <w:t>Доклады в материалах международных конференций, индексируемых Scopus:</w:t>
+      </w:r>
+    </w:p>
+    <w:p>
+      <w:pPr>
+        <w:ind w:left="709" w:hanging="397"/>
+        <w:jc w:val="both"/>
+      </w:pPr>
+      <w:r>
+        <w:rPr>
+          <w:rFonts w:ascii="Times New Roman" w:hAnsi="Times New Roman" w:cs="Times New Roman" w:eastAsia="Times New Roman"/>
+          <w:b w:val="0"/>
+          <w:i w:val="0"/>
+          <w:sz w:val="28"/>
+        </w:rPr>
+        <w:t>2.</w:t>
+        <w:tab/>
+        <w:t>Sapakova S., Yesmukhamedov N., Sapakov A., Yemberdiyeva A., Kozhamkulova Z. Methods for pre-processing and analysis of fundus images for detection of diabetic retinopathy // Procedia Computer Science. — 2025. — Vol. 272. — P. 496–501. (The 3rd International Workshop on Digital Society — DS 2025, г. Стамбул, Турция). https://doi.org/10.1016/j.procs.2025.10.237</w:t>
+      </w:r>
+    </w:p>
+    <w:p>
+      <w:pPr>
+        <w:ind w:firstLine="709"/>
+        <w:jc w:val="both"/>
+      </w:pPr>
+      <w:r>
+        <w:rPr>
+          <w:rFonts w:ascii="Times New Roman" w:hAnsi="Times New Roman" w:cs="Times New Roman" w:eastAsia="Times New Roman"/>
+          <w:b/>
+          <w:i w:val="0"/>
+          <w:sz w:val="28"/>
+        </w:rPr>
+        <w:t>Статьи в журналах, рекомендованных ККСОН Республики Казахстан:</w:t>
+      </w:r>
+    </w:p>
+    <w:p>
+      <w:pPr>
+        <w:ind w:left="709" w:hanging="397"/>
+        <w:jc w:val="both"/>
+      </w:pPr>
+      <w:r>
+        <w:rPr>
+          <w:rFonts w:ascii="Times New Roman" w:hAnsi="Times New Roman" w:cs="Times New Roman" w:eastAsia="Times New Roman"/>
+          <w:b w:val="0"/>
+          <w:i w:val="0"/>
+          <w:sz w:val="28"/>
+        </w:rPr>
+        <w:t>3.</w:t>
+        <w:tab/>
+        <w:t>Yesmukhamedov N.S., Sapakova S., Al-Haddad S.A.R., Daniyarova D. Development of an information system architecture for healthcare institutions using artificial intelligence // Известия НАН РК, серия физико-математическая. — 2025. — Vol. 2(354). — P. 74–91. https://doi.org/10.32014/2025.2518-1726.345</w:t>
+      </w:r>
+    </w:p>
+    <w:p>
+      <w:pPr>
+        <w:ind w:left="709" w:hanging="397"/>
+        <w:jc w:val="both"/>
+      </w:pPr>
+      <w:r>
+        <w:rPr>
+          <w:rFonts w:ascii="Times New Roman" w:hAnsi="Times New Roman" w:cs="Times New Roman" w:eastAsia="Times New Roman"/>
+          <w:b w:val="0"/>
+          <w:i w:val="0"/>
+          <w:sz w:val="28"/>
+        </w:rPr>
+        <w:t>4.</w:t>
+        <w:tab/>
+        <w:t>Yesmukhamedov N.S., Sapakova S.Z., Kozhamkulova Zh.Zh., Daniyarova D.R., Armankyzy R. Methods for preprocessing and analysis of fundus images for diabetic retinopathy detection // Вестник Казахстанско-Британского технического университета. — 2025. — № 4(75). — Т. 22. — С. 119–130. https://doi.org/10.55452/1998-6688-2025-22-4-119-130</w:t>
+      </w:r>
+    </w:p>
+    <w:p>
+      <w:pPr>
+        <w:ind w:left="709" w:hanging="397"/>
+        <w:jc w:val="both"/>
+      </w:pPr>
+      <w:r>
+        <w:rPr>
+          <w:rFonts w:ascii="Times New Roman" w:hAnsi="Times New Roman" w:cs="Times New Roman" w:eastAsia="Times New Roman"/>
+          <w:b w:val="0"/>
+          <w:i w:val="0"/>
+          <w:sz w:val="28"/>
+        </w:rPr>
+        <w:t>5.</w:t>
+        <w:tab/>
+        <w:t>Sapakova S.Z., Daniyarova D.R., Yesmukhamedov N.S., Armankyzy R., Yemberdiyeva A.B., Kaldybaeva A.S. Mathematical modeling of laser exposure on fundus tissues in the treatment of diabetic retinopathy // Вестник КазУТБ. — 2024. — Т. 2, № 27-740. https://doi.org/10.58805/kazutb.v.2.27-740</w:t>
       </w:r>
     </w:p>
     <w:p>
@@ -1082,45 +1258,7 @@
           <w:i w:val="0"/>
           <w:sz w:val="28"/>
         </w:rPr>
-        <w:t>Структура и объём диссертации</w:t>
-      </w:r>
-    </w:p>
-    <w:p>
-      <w:pPr>
-        <w:ind w:firstLine="709"/>
-        <w:jc w:val="both"/>
-      </w:pPr>
-      <w:r>
-        <w:rPr>
-          <w:rFonts w:ascii="Times New Roman" w:hAnsi="Times New Roman" w:cs="Times New Roman" w:eastAsia="Times New Roman"/>
-          <w:b w:val="0"/>
-          <w:i w:val="0"/>
-          <w:sz w:val="28"/>
-        </w:rPr>
-        <w:t>Диссертация состоит из введения, шести глав, заключения, списка использованных источников и приложений. Работа дополнена таблицами, рисунками и исходным кодом конвейера предварительной обработки.</w:t>
-      </w:r>
-    </w:p>
-    <w:p>
-      <w:pPr>
-        <w:pBdr>
-          <w:bottom w:val="single" w:sz="6" w:space="1" w:color="auto"/>
-        </w:pBdr>
-      </w:pPr>
-    </w:p>
-    <w:p>
-      <w:pPr>
-        <w:keepNext/>
-        <w:spacing w:before="240" w:after="120"/>
-        <w:jc w:val="center"/>
-      </w:pPr>
-      <w:r>
-        <w:rPr>
-          <w:rFonts w:ascii="Times New Roman" w:hAnsi="Times New Roman" w:cs="Times New Roman" w:eastAsia="Times New Roman"/>
-          <w:b/>
-          <w:i w:val="0"/>
-          <w:sz w:val="32"/>
-        </w:rPr>
-        <w:t>ОСНОВНОЕ СОДЕРЖАНИЕ РАБОТЫ</w:t>
+        <w:t>Основное содержание работы</w:t>
       </w:r>
     </w:p>
     <w:p>
@@ -1293,127 +1431,18 @@
     </w:p>
     <w:p>
       <w:pPr>
-        <w:pBdr>
-          <w:bottom w:val="single" w:sz="6" w:space="1" w:color="auto"/>
-        </w:pBdr>
-      </w:pPr>
-    </w:p>
-    <w:p>
-      <w:pPr>
         <w:keepNext/>
         <w:spacing w:before="240" w:after="120"/>
-        <w:jc w:val="center"/>
+        <w:jc w:val="left"/>
       </w:pPr>
       <w:r>
         <w:rPr>
           <w:rFonts w:ascii="Times New Roman" w:hAnsi="Times New Roman" w:cs="Times New Roman" w:eastAsia="Times New Roman"/>
           <w:b/>
           <w:i w:val="0"/>
-          <w:sz w:val="32"/>
-        </w:rPr>
-        <w:t>ЗАКЛЮЧЕНИЕ</w:t>
-      </w:r>
-    </w:p>
-    <w:p>
-      <w:pPr>
-        <w:ind w:left="709" w:hanging="397"/>
-        <w:jc w:val="both"/>
-      </w:pPr>
-      <w:r>
-        <w:rPr>
-          <w:rFonts w:ascii="Times New Roman" w:hAnsi="Times New Roman" w:cs="Times New Roman" w:eastAsia="Times New Roman"/>
-          <w:b w:val="0"/>
-          <w:i w:val="0"/>
           <w:sz w:val="28"/>
         </w:rPr>
-        <w:t>1.</w:t>
-        <w:tab/>
-        <w:t>Предобработка формализована как неотъемлемый компонент диагностической модели (парадигма P2) посредством 8-этапного конвейера, а гипотеза доминирования интегрированного конвейера подвергнута контролируемому экспериментальному противопоставлению базовой конфигурации (парадигма P1) на EyePACS, что обеспечивает эмпирическое сравнение двух парадигм при прочих равных условиях.</w:t>
-      </w:r>
-    </w:p>
-    <w:p>
-      <w:pPr>
-        <w:ind w:left="709" w:hanging="397"/>
-        <w:jc w:val="both"/>
-      </w:pPr>
-      <w:r>
-        <w:rPr>
-          <w:rFonts w:ascii="Times New Roman" w:hAnsi="Times New Roman" w:cs="Times New Roman" w:eastAsia="Times New Roman"/>
-          <w:b w:val="0"/>
-          <w:i w:val="0"/>
-          <w:sz w:val="28"/>
-        </w:rPr>
-        <w:t>2.</w:t>
-        <w:tab/>
-        <w:t>Анализ абляции компонентов количественно оценил вклад отдельных этапов конвейера, а CLAHE с двойным ограничением и адаптивная flat-field-коррекция охарактеризованы параметрическими свипами с идентифицируемыми оптимумами, подкреплёнными метриками качества изображений (CNR, VVI, энтропия, SSIM).</w:t>
-      </w:r>
-    </w:p>
-    <w:p>
-      <w:pPr>
-        <w:ind w:left="709" w:hanging="397"/>
-        <w:jc w:val="both"/>
-      </w:pPr>
-      <w:r>
-        <w:rPr>
-          <w:rFonts w:ascii="Times New Roman" w:hAnsi="Times New Roman" w:cs="Times New Roman" w:eastAsia="Times New Roman"/>
-          <w:b w:val="0"/>
-          <w:i w:val="0"/>
-          <w:sz w:val="28"/>
-        </w:rPr>
-        <w:t>3.</w:t>
-        <w:tab/>
-        <w:t>Межнаборная переносимость интегрированного конвейера оценена на APTOS 2019 относительно предварительно зарегистрированного критерия обобщения G ≥ 0,85.</w:t>
-      </w:r>
-    </w:p>
-    <w:p>
-      <w:pPr>
-        <w:ind w:left="709" w:hanging="397"/>
-        <w:jc w:val="both"/>
-      </w:pPr>
-      <w:r>
-        <w:rPr>
-          <w:rFonts w:ascii="Times New Roman" w:hAnsi="Times New Roman" w:cs="Times New Roman" w:eastAsia="Times New Roman"/>
-          <w:b w:val="0"/>
-          <w:i w:val="0"/>
-          <w:sz w:val="28"/>
-        </w:rPr>
-        <w:t>4.</w:t>
-        <w:tab/>
-        <w:t>Анализ интерпретируемости Grad-CAM с использованием предложенной метрики ALO (первичной) и IoU (вторичной) относительно пиксельных масок очагов IDRiD и качественных наложений на казахстанском клиническом наборе охарактеризовал согласованность внимания модели с клинически значимыми структурами очагов.</w:t>
-      </w:r>
-    </w:p>
-    <w:p>
-      <w:pPr>
-        <w:ind w:left="709" w:hanging="397"/>
-        <w:jc w:val="both"/>
-      </w:pPr>
-      <w:r>
-        <w:rPr>
-          <w:rFonts w:ascii="Times New Roman" w:hAnsi="Times New Roman" w:cs="Times New Roman" w:eastAsia="Times New Roman"/>
-          <w:b w:val="0"/>
-          <w:i w:val="0"/>
-          <w:sz w:val="28"/>
-        </w:rPr>
-        <w:t>5.</w:t>
-        <w:tab/>
-        <w:t>Устойчивость конвейера к клинической деградации оценена на IDRiD и Messidor-2, а его приборная устойчивость на камерах четырёх производителей — на DDR, ODIR-5K и RFMiD.</w:t>
-      </w:r>
-    </w:p>
-    <w:p>
-      <w:pPr>
-        <w:ind w:left="709" w:hanging="397"/>
-        <w:jc w:val="both"/>
-      </w:pPr>
-      <w:r>
-        <w:rPr>
-          <w:rFonts w:ascii="Times New Roman" w:hAnsi="Times New Roman" w:cs="Times New Roman" w:eastAsia="Times New Roman"/>
-          <w:b w:val="0"/>
-          <w:i w:val="0"/>
-          <w:sz w:val="28"/>
-        </w:rPr>
-        <w:t>6.</w:t>
-        <w:tab/>
-        <w:t>Спроектирована архитектура автоматизированной системы скрининга ДР для сред с ограниченными ресурсами с интеграцией телемедицины и электронного здравоохранения, применимая к инфраструктуре здравоохранения Республики Казахстан.</w:t>
+        <w:t>Личный вклад автора</w:t>
       </w:r>
     </w:p>
     <w:p>
@@ -1428,30 +1457,23 @@
           <w:i w:val="0"/>
           <w:sz w:val="28"/>
         </w:rPr>
-        <w:t>Таким образом, диссертация предлагает переносимый, интерпретируемый и устойчивый к смене устройств интегрированный режим «предобработка–CNN» для автоматизированной диагностики диабетической ретинопатии в условиях вычислительных ограничений. Работа не претендует на глобальный уровень SOTA, на клиническую сертификацию устройства, на замену офтальмолога или на межмодальный перенос; эти границы заявлены явно.</w:t>
+        <w:t>Основные результаты диссертации получены автором лично: концептуальное переосмысление предобработки как неотъемлемого компонента диагностической модели (парадигма P2); разработка и формальная спецификация 8-этапного конвейера предобработки, включая стохастический CLAHE с двойным ограничением, адаптивную flat-field-коррекцию и входной канал маски FOV; метрика интерпретируемости перекрытия «внимание–очаг» (ALO); контролируемый план экспериментов и система статистической валидации; а также архитектура автоматизированной системы скрининга ДР. В совместных публикациях автором разработаны методы предобработки и анализа изображений глазного дна и подготовлены соответствующие части рукописей.</w:t>
       </w:r>
-    </w:p>
-    <w:p>
-      <w:pPr>
-        <w:pBdr>
-          <w:bottom w:val="single" w:sz="6" w:space="1" w:color="auto"/>
-        </w:pBdr>
-      </w:pPr>
     </w:p>
     <w:p>
       <w:pPr>
         <w:keepNext/>
         <w:spacing w:before="240" w:after="120"/>
-        <w:jc w:val="center"/>
+        <w:jc w:val="left"/>
       </w:pPr>
       <w:r>
         <w:rPr>
           <w:rFonts w:ascii="Times New Roman" w:hAnsi="Times New Roman" w:cs="Times New Roman" w:eastAsia="Times New Roman"/>
           <w:b/>
           <w:i w:val="0"/>
-          <w:sz w:val="32"/>
+          <w:sz w:val="28"/>
         </w:rPr>
-        <w:t>СПИСОК ОПУБЛИКОВАННЫХ РАБОТ ПО ТЕМЕ ДИССЕРТАЦИИ</w:t>
+        <w:t>Структура и объём диссертации</w:t>
       </w:r>
     </w:p>
     <w:p>
@@ -1462,126 +1484,11 @@
       <w:r>
         <w:rPr>
           <w:rFonts w:ascii="Times New Roman" w:hAnsi="Times New Roman" w:cs="Times New Roman" w:eastAsia="Times New Roman"/>
-          <w:b/>
-          <w:i w:val="0"/>
-          <w:sz w:val="28"/>
-        </w:rPr>
-        <w:t>Статьи в журналах, индексируемых Scopus / Web of Science:</w:t>
-      </w:r>
-    </w:p>
-    <w:p>
-      <w:pPr>
-        <w:ind w:left="709" w:hanging="397"/>
-        <w:jc w:val="both"/>
-      </w:pPr>
-      <w:r>
-        <w:rPr>
-          <w:rFonts w:ascii="Times New Roman" w:hAnsi="Times New Roman" w:cs="Times New Roman" w:eastAsia="Times New Roman"/>
           <w:b w:val="0"/>
           <w:i w:val="0"/>
           <w:sz w:val="28"/>
         </w:rPr>
-        <w:t>1.</w:t>
-        <w:tab/>
-        <w:t>Sapakova S., Yesmukhamedov N., Sapakov A. Development of an image quality enhancement approach for diabetic retinopathy diagnosis // Eastern-European Journal of Enterprise Technologies. — 2025. — Vol. 4, No. 9(136). — P. 79–88. (Scopus, Q3). https://doi.org/10.15587/1729-4061.2025.335570</w:t>
-      </w:r>
-    </w:p>
-    <w:p>
-      <w:pPr>
-        <w:ind w:firstLine="709"/>
-        <w:jc w:val="both"/>
-      </w:pPr>
-      <w:r>
-        <w:rPr>
-          <w:rFonts w:ascii="Times New Roman" w:hAnsi="Times New Roman" w:cs="Times New Roman" w:eastAsia="Times New Roman"/>
-          <w:b/>
-          <w:i w:val="0"/>
-          <w:sz w:val="28"/>
-        </w:rPr>
-        <w:t>Доклады в материалах международных конференций, индексируемых Scopus:</w:t>
-      </w:r>
-    </w:p>
-    <w:p>
-      <w:pPr>
-        <w:ind w:left="709" w:hanging="397"/>
-        <w:jc w:val="both"/>
-      </w:pPr>
-      <w:r>
-        <w:rPr>
-          <w:rFonts w:ascii="Times New Roman" w:hAnsi="Times New Roman" w:cs="Times New Roman" w:eastAsia="Times New Roman"/>
-          <w:b w:val="0"/>
-          <w:i w:val="0"/>
-          <w:sz w:val="28"/>
-        </w:rPr>
-        <w:t>2.</w:t>
-        <w:tab/>
-        <w:t>Sapakova S., Yesmukhamedov N., Sapakov A., Yemberdiyeva A., Kozhamkulova Z. Methods for pre-processing and analysis of fundus images for detection of diabetic retinopathy // Procedia Computer Science. — 2025. — Vol. 272. — P. 496–501. (The 3rd International Workshop on Digital Society — DS 2025, г. Стамбул, Турция). https://doi.org/10.1016/j.procs.2025.10.237</w:t>
-      </w:r>
-    </w:p>
-    <w:p>
-      <w:pPr>
-        <w:ind w:firstLine="709"/>
-        <w:jc w:val="both"/>
-      </w:pPr>
-      <w:r>
-        <w:rPr>
-          <w:rFonts w:ascii="Times New Roman" w:hAnsi="Times New Roman" w:cs="Times New Roman" w:eastAsia="Times New Roman"/>
-          <w:b/>
-          <w:i w:val="0"/>
-          <w:sz w:val="28"/>
-        </w:rPr>
-        <w:t>Статьи в журналах, рекомендованных ККСОН Республики Казахстан:</w:t>
-      </w:r>
-    </w:p>
-    <w:p>
-      <w:pPr>
-        <w:ind w:left="709" w:hanging="397"/>
-        <w:jc w:val="both"/>
-      </w:pPr>
-      <w:r>
-        <w:rPr>
-          <w:rFonts w:ascii="Times New Roman" w:hAnsi="Times New Roman" w:cs="Times New Roman" w:eastAsia="Times New Roman"/>
-          <w:b w:val="0"/>
-          <w:i w:val="0"/>
-          <w:sz w:val="28"/>
-        </w:rPr>
-        <w:t>3.</w:t>
-        <w:tab/>
-        <w:t>Yesmukhamedov N.S., Sapakova S., Al-Haddad S.A.R., Daniyarova D. Development of an information system architecture for healthcare institutions using artificial intelligence // Известия НАН РК, серия физико-математическая. — 2025. — Vol. 2(354). — P. 74–91. https://doi.org/10.32014/2025.2518-1726.345</w:t>
-      </w:r>
-    </w:p>
-    <w:p>
-      <w:pPr>
-        <w:ind w:left="709" w:hanging="397"/>
-        <w:jc w:val="both"/>
-      </w:pPr>
-      <w:r>
-        <w:rPr>
-          <w:rFonts w:ascii="Times New Roman" w:hAnsi="Times New Roman" w:cs="Times New Roman" w:eastAsia="Times New Roman"/>
-          <w:b w:val="0"/>
-          <w:i w:val="0"/>
-          <w:sz w:val="28"/>
-        </w:rPr>
-        <w:t>4.</w:t>
-        <w:tab/>
-        <w:t>Yesmukhamedov N.S., Sapakova S.Z., Kozhamkulova Zh.Zh., Daniyarova D.R., Armankyzy R. Methods for preprocessing and analysis of fundus images for diabetic retinopathy detection // Вестник Казахстанско-Британского технического университета. — 2025. — № 4(75). — Т. 22. — С. 119–130. https://doi.org/10.55452/1998-6688-2025-22-4-119-130</w:t>
-      </w:r>
-    </w:p>
-    <w:p>
-      <w:pPr>
-        <w:ind w:left="709" w:hanging="397"/>
-        <w:jc w:val="both"/>
-      </w:pPr>
-      <w:r>
-        <w:rPr>
-          <w:rFonts w:ascii="Times New Roman" w:hAnsi="Times New Roman" w:cs="Times New Roman" w:eastAsia="Times New Roman"/>
-          <w:b w:val="0"/>
-          <w:i w:val="0"/>
-          <w:sz w:val="28"/>
-        </w:rPr>
-        <w:t>5.</w:t>
-        <w:tab/>
-        <w:t>Sapakova S.Z., Daniyarova D.R., Yesmukhamedov N.S., Armankyzy R., Yemberdiyeva A.B., Kaldybaeva A.S. Mathematical modeling of laser exposure on fundus tissues in the treatment of diabetic retinopathy // Вестник КазУТБ. — 2024. — Т. 2, № 27-740. https://doi.org/10.58805/kazutb.v.2.27-740</w:t>
+        <w:t>Диссертация состоит из введения, шести глав, заключения, списка использованных источников и приложений. Работа дополнена таблицами, рисунками и исходным кодом конвейера предварительной обработки.</w:t>
       </w:r>
     </w:p>
     <w:sectPr>
